--- a/WEBAPI Related.docx
+++ b/WEBAPI Related.docx
@@ -15,307 +15,66 @@
           <w:rFonts w:ascii="Times New Roman" w:hAnsi="Times New Roman" w:cs="Times New Roman"/>
           <w:sz w:val="20"/>
           <w:szCs w:val="20"/>
-        </w:rPr>
-        <w:fldChar w:fldCharType="begin"/>
-      </w:r>
-      <w:r>
-        <w:rPr>
-          <w:rFonts w:ascii="Times New Roman" w:hAnsi="Times New Roman" w:cs="Times New Roman"/>
-          <w:sz w:val="20"/>
-          <w:szCs w:val="20"/>
-        </w:rPr>
-        <w:instrText>HYPERLINK "https://chatgpt.com/c/68f5d5fb-5620-8331-99b6-48ca6d1b3c75" \l "main"</w:instrText>
-      </w:r>
-      <w:r>
-        <w:rPr>
-          <w:rFonts w:ascii="Times New Roman" w:hAnsi="Times New Roman" w:cs="Times New Roman"/>
-          <w:sz w:val="20"/>
-          <w:szCs w:val="20"/>
-        </w:rPr>
-      </w:r>
-      <w:r>
-        <w:rPr>
-          <w:rFonts w:ascii="Times New Roman" w:hAnsi="Times New Roman" w:cs="Times New Roman"/>
-          <w:sz w:val="20"/>
-          <w:szCs w:val="20"/>
-        </w:rPr>
-        <w:fldChar w:fldCharType="separate"/>
-      </w:r>
-      <w:r>
-        <w:rPr>
-          <w:rStyle w:val="Hyperlink"/>
-          <w:rFonts w:ascii="Times New Roman" w:hAnsi="Times New Roman" w:cs="Times New Roman"/>
-          <w:sz w:val="20"/>
-          <w:szCs w:val="20"/>
-        </w:rPr>
-        <w:t>Skip to content</w:t>
-      </w:r>
-      <w:r>
-        <w:rPr>
-          <w:rFonts w:ascii="Times New Roman" w:hAnsi="Times New Roman" w:cs="Times New Roman"/>
-          <w:sz w:val="20"/>
-          <w:szCs w:val="20"/>
-        </w:rPr>
-        <w:fldChar w:fldCharType="end"/>
+          <w:highlight w:val="yellow"/>
+        </w:rPr>
+        <w:t>D</w:t>
+      </w:r>
+      <w:r>
+        <w:rPr>
+          <w:rFonts w:ascii="Times New Roman" w:hAnsi="Times New Roman" w:cs="Times New Roman"/>
+          <w:sz w:val="20"/>
+          <w:szCs w:val="20"/>
+          <w:highlight w:val="yellow"/>
+        </w:rPr>
+        <w:t>ifference between return type LIST an</w:t>
+      </w:r>
+      <w:r>
+        <w:rPr>
+          <w:rFonts w:ascii="Times New Roman" w:hAnsi="Times New Roman" w:cs="Times New Roman"/>
+          <w:sz w:val="20"/>
+          <w:szCs w:val="20"/>
+          <w:highlight w:val="yellow"/>
+        </w:rPr>
+        <w:t>d</w:t>
+      </w:r>
+      <w:r>
+        <w:rPr>
+          <w:rFonts w:ascii="Times New Roman" w:hAnsi="Times New Roman" w:cs="Times New Roman"/>
+          <w:sz w:val="20"/>
+          <w:szCs w:val="20"/>
+          <w:highlight w:val="yellow"/>
+        </w:rPr>
+        <w:t xml:space="preserve"> IENUMERABLE in web </w:t>
+      </w:r>
+      <w:proofErr w:type="spellStart"/>
+      <w:r>
+        <w:rPr>
+          <w:rFonts w:ascii="Times New Roman" w:hAnsi="Times New Roman" w:cs="Times New Roman"/>
+          <w:sz w:val="20"/>
+          <w:szCs w:val="20"/>
+          <w:highlight w:val="yellow"/>
+        </w:rPr>
+        <w:t>api</w:t>
+      </w:r>
+      <w:proofErr w:type="spellEnd"/>
+      <w:r>
+        <w:rPr>
+          <w:rFonts w:ascii="Times New Roman" w:hAnsi="Times New Roman" w:cs="Times New Roman"/>
+          <w:sz w:val="20"/>
+          <w:szCs w:val="20"/>
+          <w:highlight w:val="yellow"/>
+        </w:rPr>
+        <w:t xml:space="preserve"> controller</w:t>
       </w:r>
     </w:p>
     <w:p>
       <w:pPr>
         <w:rPr>
           <w:rFonts w:ascii="Times New Roman" w:hAnsi="Times New Roman" w:cs="Times New Roman"/>
-          <w:b/>
-          <w:bCs/>
-          <w:sz w:val="20"/>
-          <w:szCs w:val="20"/>
-        </w:rPr>
-      </w:pPr>
-      <w:r>
-        <w:rPr>
-          <w:rFonts w:ascii="Times New Roman" w:hAnsi="Times New Roman" w:cs="Times New Roman"/>
-          <w:b/>
-          <w:bCs/>
-          <w:sz w:val="20"/>
-          <w:szCs w:val="20"/>
-        </w:rPr>
-        <w:t>Chat history</w:t>
-      </w:r>
-    </w:p>
-    <w:p>
-      <w:pPr>
-        <w:rPr>
-          <w:rFonts w:ascii="Times New Roman" w:hAnsi="Times New Roman" w:cs="Times New Roman"/>
-          <w:sz w:val="20"/>
-          <w:szCs w:val="20"/>
-        </w:rPr>
-      </w:pPr>
-      <w:r>
-        <w:rPr>
-          <w:rFonts w:ascii="Times New Roman" w:hAnsi="Times New Roman" w:cs="Times New Roman"/>
-          <w:sz w:val="20"/>
-          <w:szCs w:val="20"/>
-        </w:rPr>
-        <w:t>Upgrade your plan</w:t>
-      </w:r>
-    </w:p>
-    <w:p>
-      <w:pPr>
-        <w:rPr>
-          <w:rFonts w:ascii="Times New Roman" w:hAnsi="Times New Roman" w:cs="Times New Roman"/>
-          <w:b/>
-          <w:bCs/>
-          <w:sz w:val="20"/>
-          <w:szCs w:val="20"/>
-        </w:rPr>
-      </w:pPr>
-      <w:r>
-        <w:rPr>
-          <w:rFonts w:ascii="Times New Roman" w:hAnsi="Times New Roman" w:cs="Times New Roman"/>
-          <w:b/>
-          <w:bCs/>
-          <w:sz w:val="20"/>
-          <w:szCs w:val="20"/>
-        </w:rPr>
-        <w:t>You said:</w:t>
-      </w:r>
-    </w:p>
-    <w:p>
-      <w:pPr>
-        <w:rPr>
-          <w:rFonts w:ascii="Times New Roman" w:hAnsi="Times New Roman" w:cs="Times New Roman"/>
-          <w:sz w:val="20"/>
-          <w:szCs w:val="20"/>
-        </w:rPr>
-      </w:pPr>
-      <w:r>
-        <w:rPr>
-          <w:rFonts w:ascii="Times New Roman" w:hAnsi="Times New Roman" w:cs="Times New Roman"/>
-          <w:sz w:val="20"/>
-          <w:szCs w:val="20"/>
-        </w:rPr>
-        <w:t xml:space="preserve">difference between return type LIST </w:t>
-      </w:r>
-      <w:proofErr w:type="spellStart"/>
-      <w:r>
-        <w:rPr>
-          <w:rFonts w:ascii="Times New Roman" w:hAnsi="Times New Roman" w:cs="Times New Roman"/>
-          <w:sz w:val="20"/>
-          <w:szCs w:val="20"/>
-        </w:rPr>
-        <w:t>ans</w:t>
-      </w:r>
-      <w:proofErr w:type="spellEnd"/>
-      <w:r>
-        <w:rPr>
-          <w:rFonts w:ascii="Times New Roman" w:hAnsi="Times New Roman" w:cs="Times New Roman"/>
-          <w:sz w:val="20"/>
-          <w:szCs w:val="20"/>
-        </w:rPr>
-        <w:t xml:space="preserve"> IENUMERABLE in web </w:t>
-      </w:r>
-      <w:proofErr w:type="spellStart"/>
-      <w:r>
-        <w:rPr>
-          <w:rFonts w:ascii="Times New Roman" w:hAnsi="Times New Roman" w:cs="Times New Roman"/>
-          <w:sz w:val="20"/>
-          <w:szCs w:val="20"/>
-        </w:rPr>
-        <w:t>api</w:t>
-      </w:r>
-      <w:proofErr w:type="spellEnd"/>
-      <w:r>
-        <w:rPr>
-          <w:rFonts w:ascii="Times New Roman" w:hAnsi="Times New Roman" w:cs="Times New Roman"/>
-          <w:sz w:val="20"/>
-          <w:szCs w:val="20"/>
-        </w:rPr>
-        <w:t xml:space="preserve"> controller</w:t>
-      </w:r>
-    </w:p>
-    <w:p>
-      <w:pPr>
-        <w:rPr>
-          <w:rFonts w:ascii="Times New Roman" w:hAnsi="Times New Roman" w:cs="Times New Roman"/>
-          <w:b/>
-          <w:bCs/>
-          <w:sz w:val="20"/>
-          <w:szCs w:val="20"/>
-        </w:rPr>
-      </w:pPr>
-      <w:r>
-        <w:rPr>
-          <w:rFonts w:ascii="Times New Roman" w:hAnsi="Times New Roman" w:cs="Times New Roman"/>
-          <w:b/>
-          <w:bCs/>
-          <w:sz w:val="20"/>
-          <w:szCs w:val="20"/>
-        </w:rPr>
-        <w:t>ChatGPT said:</w:t>
-      </w:r>
-    </w:p>
-    <w:p>
-      <w:pPr>
-        <w:rPr>
-          <w:rFonts w:ascii="Times New Roman" w:hAnsi="Times New Roman" w:cs="Times New Roman"/>
-          <w:sz w:val="20"/>
-          <w:szCs w:val="20"/>
-        </w:rPr>
-      </w:pPr>
-      <w:r>
-        <w:rPr>
-          <w:rFonts w:ascii="Times New Roman" w:hAnsi="Times New Roman" w:cs="Times New Roman"/>
-          <w:sz w:val="20"/>
-          <w:szCs w:val="20"/>
-        </w:rPr>
-        <w:t>Excellent question — understanding the </w:t>
-      </w:r>
-      <w:r>
-        <w:rPr>
-          <w:rFonts w:ascii="Times New Roman" w:hAnsi="Times New Roman" w:cs="Times New Roman"/>
-          <w:b/>
-          <w:bCs/>
-          <w:sz w:val="20"/>
-          <w:szCs w:val="20"/>
-        </w:rPr>
-        <w:t>difference between </w:t>
-      </w:r>
-      <w:r>
-        <w:rPr>
-          <w:rFonts w:ascii="Times New Roman" w:hAnsi="Times New Roman" w:cs="Times New Roman"/>
-          <w:sz w:val="20"/>
-          <w:szCs w:val="20"/>
-        </w:rPr>
-        <w:t>List&lt;T&gt;</w:t>
-      </w:r>
-      <w:r>
-        <w:rPr>
-          <w:rFonts w:ascii="Times New Roman" w:hAnsi="Times New Roman" w:cs="Times New Roman"/>
-          <w:b/>
-          <w:bCs/>
-          <w:sz w:val="20"/>
-          <w:szCs w:val="20"/>
-        </w:rPr>
-        <w:t> and </w:t>
-      </w:r>
-      <w:proofErr w:type="spellStart"/>
-      <w:r>
-        <w:rPr>
-          <w:rFonts w:ascii="Times New Roman" w:hAnsi="Times New Roman" w:cs="Times New Roman"/>
-          <w:sz w:val="20"/>
-          <w:szCs w:val="20"/>
-        </w:rPr>
-        <w:t>IEnumerable</w:t>
-      </w:r>
-      <w:proofErr w:type="spellEnd"/>
-      <w:r>
-        <w:rPr>
-          <w:rFonts w:ascii="Times New Roman" w:hAnsi="Times New Roman" w:cs="Times New Roman"/>
-          <w:sz w:val="20"/>
-          <w:szCs w:val="20"/>
-        </w:rPr>
-        <w:t>&lt;T&gt; is important in </w:t>
-      </w:r>
-      <w:r>
-        <w:rPr>
-          <w:rFonts w:ascii="Times New Roman" w:hAnsi="Times New Roman" w:cs="Times New Roman"/>
-          <w:b/>
-          <w:bCs/>
-          <w:sz w:val="20"/>
-          <w:szCs w:val="20"/>
-        </w:rPr>
-        <w:t>Web API controllers</w:t>
-      </w:r>
-      <w:r>
-        <w:rPr>
-          <w:rFonts w:ascii="Times New Roman" w:hAnsi="Times New Roman" w:cs="Times New Roman"/>
-          <w:sz w:val="20"/>
-          <w:szCs w:val="20"/>
-        </w:rPr>
-        <w:t> (and C# in general), especially for performance and flexibility.</w:t>
-      </w:r>
-    </w:p>
-    <w:p>
-      <w:pPr>
-        <w:rPr>
-          <w:rFonts w:ascii="Times New Roman" w:hAnsi="Times New Roman" w:cs="Times New Roman"/>
-          <w:sz w:val="20"/>
-          <w:szCs w:val="20"/>
-        </w:rPr>
-      </w:pPr>
-      <w:r>
-        <w:rPr>
-          <w:rFonts w:ascii="Times New Roman" w:hAnsi="Times New Roman" w:cs="Times New Roman"/>
-          <w:sz w:val="20"/>
-          <w:szCs w:val="20"/>
-        </w:rPr>
-        <w:t xml:space="preserve">Let’s break it down clearly </w:t>
-      </w:r>
-      <w:r>
-        <w:rPr>
-          <w:rFonts w:ascii="Segoe UI Emoji" w:hAnsi="Segoe UI Emoji" w:cs="Segoe UI Emoji"/>
-          <w:sz w:val="20"/>
-          <w:szCs w:val="20"/>
-        </w:rPr>
-        <w:t>👇</w:t>
-      </w:r>
-    </w:p>
-    <w:p>
-      <w:pPr>
-        <w:rPr>
-          <w:rFonts w:ascii="Times New Roman" w:hAnsi="Times New Roman" w:cs="Times New Roman"/>
-          <w:sz w:val="20"/>
-          <w:szCs w:val="20"/>
-        </w:rPr>
-      </w:pPr>
-      <w:r>
-        <w:rPr>
-          <w:rFonts w:ascii="Times New Roman" w:hAnsi="Times New Roman" w:cs="Times New Roman"/>
-          <w:sz w:val="20"/>
-          <w:szCs w:val="20"/>
-        </w:rPr>
-        <w:pict w14:anchorId="1AF9376D">
-          <v:rect id="_x0000_i1127" style="width:0;height:0" o:hralign="center" o:hrstd="t" o:hr="t" fillcolor="#a0a0a0" stroked="f"/>
-        </w:pict>
-      </w:r>
+          <w:sz w:val="20"/>
+          <w:szCs w:val="20"/>
+        </w:rPr>
+      </w:pPr>
     </w:p>
     <w:p>
       <w:pPr>
@@ -797,7 +556,7 @@
           <w:szCs w:val="20"/>
         </w:rPr>
         <w:pict w14:anchorId="65D00C50">
-          <v:rect id="_x0000_i1128" style="width:0;height:0" o:hralign="center" o:hrstd="t" o:hr="t" fillcolor="#a0a0a0" stroked="f"/>
+          <v:rect id="_x0000_i1026" style="width:0;height:0" o:hralign="center" o:hrstd="t" o:hr="t" fillcolor="#a0a0a0" stroked="f"/>
         </w:pict>
       </w:r>
     </w:p>
@@ -1188,7 +947,7 @@
           <w:szCs w:val="20"/>
         </w:rPr>
         <w:pict w14:anchorId="79755058">
-          <v:rect id="_x0000_i1129" style="width:0;height:0" o:hralign="center" o:hrstd="t" o:hr="t" fillcolor="#a0a0a0" stroked="f"/>
+          <v:rect id="_x0000_i1027" style="width:0;height:0" o:hralign="center" o:hrstd="t" o:hr="t" fillcolor="#a0a0a0" stroked="f"/>
         </w:pict>
       </w:r>
     </w:p>
@@ -1210,7 +969,6 @@
           <w:sz w:val="20"/>
           <w:szCs w:val="20"/>
         </w:rPr>
-        <w:lastRenderedPageBreak/>
         <w:t>✅</w:t>
       </w:r>
       <w:r>
@@ -1671,8 +1429,9 @@
           <w:sz w:val="20"/>
           <w:szCs w:val="20"/>
         </w:rPr>
+        <w:lastRenderedPageBreak/>
         <w:pict w14:anchorId="249846C4">
-          <v:rect id="_x0000_i1130" style="width:0;height:0" o:hralign="center" o:hrstd="t" o:hr="t" fillcolor="#a0a0a0" stroked="f"/>
+          <v:rect id="_x0000_i1028" style="width:0;height:0" o:hralign="center" o:hrstd="t" o:hr="t" fillcolor="#a0a0a0" stroked="f"/>
         </w:pict>
       </w:r>
     </w:p>
@@ -2376,7 +2135,7 @@
           <w:szCs w:val="20"/>
         </w:rPr>
         <w:pict w14:anchorId="00DF9E5B">
-          <v:rect id="_x0000_i1131" style="width:0;height:0" o:hralign="center" o:hrstd="t" o:hr="t" fillcolor="#a0a0a0" stroked="f"/>
+          <v:rect id="_x0000_i1029" style="width:0;height:0" o:hralign="center" o:hrstd="t" o:hr="t" fillcolor="#a0a0a0" stroked="f"/>
         </w:pict>
       </w:r>
     </w:p>
@@ -2672,7 +2431,7 @@
           <w:szCs w:val="20"/>
         </w:rPr>
         <w:pict w14:anchorId="1DCAB1AC">
-          <v:rect id="_x0000_i1132" style="width:0;height:0" o:hralign="center" o:hrstd="t" o:hr="t" fillcolor="#a0a0a0" stroked="f"/>
+          <v:rect id="_x0000_i1030" style="width:0;height:0" o:hralign="center" o:hrstd="t" o:hr="t" fillcolor="#a0a0a0" stroked="f"/>
         </w:pict>
       </w:r>
     </w:p>
@@ -2756,7 +2515,6 @@
           <w:sz w:val="20"/>
           <w:szCs w:val="20"/>
         </w:rPr>
-        <w:lastRenderedPageBreak/>
         <w:t xml:space="preserve">public </w:t>
       </w:r>
       <w:proofErr w:type="spellStart"/>
@@ -2916,7 +2674,7 @@
           <w:szCs w:val="20"/>
         </w:rPr>
         <w:pict w14:anchorId="040ED833">
-          <v:rect id="_x0000_i1133" style="width:0;height:0" o:hralign="center" o:hrstd="t" o:hr="t" fillcolor="#a0a0a0" stroked="f"/>
+          <v:rect id="_x0000_i1031" style="width:0;height:0" o:hralign="center" o:hrstd="t" o:hr="t" fillcolor="#a0a0a0" stroked="f"/>
         </w:pict>
       </w:r>
     </w:p>
@@ -3013,6 +2771,7 @@
                 <w:sz w:val="20"/>
                 <w:szCs w:val="20"/>
               </w:rPr>
+              <w:lastRenderedPageBreak/>
               <w:t>Feature</w:t>
             </w:r>
           </w:p>
@@ -3780,7 +3539,7 @@
           <w:szCs w:val="20"/>
         </w:rPr>
         <w:pict w14:anchorId="4888CACC">
-          <v:rect id="_x0000_i1134" style="width:0;height:0" o:hralign="center" o:hrstd="t" o:hr="t" fillcolor="#a0a0a0" stroked="f"/>
+          <v:rect id="_x0000_i1032" style="width:0;height:0" o:hralign="center" o:hrstd="t" o:hr="t" fillcolor="#a0a0a0" stroked="f"/>
         </w:pict>
       </w:r>
     </w:p>
@@ -3792,68 +3551,13 @@
           <w:szCs w:val="20"/>
         </w:rPr>
       </w:pPr>
-      <w:r>
-        <w:rPr>
-          <w:rFonts w:ascii="Times New Roman" w:hAnsi="Times New Roman" w:cs="Times New Roman"/>
-          <w:sz w:val="20"/>
-          <w:szCs w:val="20"/>
-        </w:rPr>
-        <w:t>Would you like me to show a </w:t>
-      </w:r>
-      <w:r>
-        <w:rPr>
-          <w:rFonts w:ascii="Times New Roman" w:hAnsi="Times New Roman" w:cs="Times New Roman"/>
-          <w:b/>
-          <w:bCs/>
-          <w:sz w:val="20"/>
-          <w:szCs w:val="20"/>
-        </w:rPr>
-        <w:t>practical example</w:t>
-      </w:r>
-      <w:r>
-        <w:rPr>
-          <w:rFonts w:ascii="Times New Roman" w:hAnsi="Times New Roman" w:cs="Times New Roman"/>
-          <w:sz w:val="20"/>
-          <w:szCs w:val="20"/>
-        </w:rPr>
-        <w:t> comparing both in the same Web API controller (with EF Core or mock data)?</w:t>
-      </w:r>
-    </w:p>
-    <w:p>
-      <w:pPr>
-        <w:rPr>
-          <w:rFonts w:ascii="Times New Roman" w:hAnsi="Times New Roman" w:cs="Times New Roman"/>
-          <w:b/>
-          <w:bCs/>
-          <w:sz w:val="20"/>
-          <w:szCs w:val="20"/>
-        </w:rPr>
-      </w:pPr>
-      <w:r>
-        <w:rPr>
-          <w:rFonts w:ascii="Times New Roman" w:hAnsi="Times New Roman" w:cs="Times New Roman"/>
-          <w:b/>
-          <w:bCs/>
-          <w:sz w:val="20"/>
-          <w:szCs w:val="20"/>
-        </w:rPr>
-        <w:t>You said:</w:t>
-      </w:r>
-    </w:p>
-    <w:p>
-      <w:pPr>
-        <w:rPr>
-          <w:rFonts w:ascii="Times New Roman" w:hAnsi="Times New Roman" w:cs="Times New Roman"/>
-          <w:sz w:val="20"/>
-          <w:szCs w:val="20"/>
-        </w:rPr>
-      </w:pPr>
       <w:proofErr w:type="spellStart"/>
       <w:r>
         <w:rPr>
           <w:rFonts w:ascii="Times New Roman" w:hAnsi="Times New Roman" w:cs="Times New Roman"/>
           <w:sz w:val="20"/>
           <w:szCs w:val="20"/>
+          <w:highlight w:val="yellow"/>
         </w:rPr>
         <w:t>IActionResult</w:t>
       </w:r>
@@ -3863,6 +3567,7 @@
           <w:rFonts w:ascii="Times New Roman" w:hAnsi="Times New Roman" w:cs="Times New Roman"/>
           <w:sz w:val="20"/>
           <w:szCs w:val="20"/>
+          <w:highlight w:val="yellow"/>
         </w:rPr>
         <w:t xml:space="preserve"> vs </w:t>
       </w:r>
@@ -3872,6 +3577,7 @@
           <w:rFonts w:ascii="Times New Roman" w:hAnsi="Times New Roman" w:cs="Times New Roman"/>
           <w:sz w:val="20"/>
           <w:szCs w:val="20"/>
+          <w:highlight w:val="yellow"/>
         </w:rPr>
         <w:t>ActionResult</w:t>
       </w:r>
@@ -3881,136 +3587,9 @@
           <w:rFonts w:ascii="Times New Roman" w:hAnsi="Times New Roman" w:cs="Times New Roman"/>
           <w:sz w:val="20"/>
           <w:szCs w:val="20"/>
+          <w:highlight w:val="yellow"/>
         </w:rPr>
         <w:t>&lt;t&gt;</w:t>
-      </w:r>
-    </w:p>
-    <w:p>
-      <w:pPr>
-        <w:rPr>
-          <w:rFonts w:ascii="Times New Roman" w:hAnsi="Times New Roman" w:cs="Times New Roman"/>
-          <w:b/>
-          <w:bCs/>
-          <w:sz w:val="20"/>
-          <w:szCs w:val="20"/>
-        </w:rPr>
-      </w:pPr>
-      <w:r>
-        <w:rPr>
-          <w:rFonts w:ascii="Times New Roman" w:hAnsi="Times New Roman" w:cs="Times New Roman"/>
-          <w:b/>
-          <w:bCs/>
-          <w:sz w:val="20"/>
-          <w:szCs w:val="20"/>
-        </w:rPr>
-        <w:t>ChatGPT said:</w:t>
-      </w:r>
-    </w:p>
-    <w:p>
-      <w:pPr>
-        <w:rPr>
-          <w:rFonts w:ascii="Times New Roman" w:hAnsi="Times New Roman" w:cs="Times New Roman"/>
-          <w:sz w:val="20"/>
-          <w:szCs w:val="20"/>
-        </w:rPr>
-      </w:pPr>
-      <w:r>
-        <w:rPr>
-          <w:rFonts w:ascii="Times New Roman" w:hAnsi="Times New Roman" w:cs="Times New Roman"/>
-          <w:sz w:val="20"/>
-          <w:szCs w:val="20"/>
-        </w:rPr>
-        <w:t>Great — this is another </w:t>
-      </w:r>
-      <w:r>
-        <w:rPr>
-          <w:rFonts w:ascii="Times New Roman" w:hAnsi="Times New Roman" w:cs="Times New Roman"/>
-          <w:b/>
-          <w:bCs/>
-          <w:sz w:val="20"/>
-          <w:szCs w:val="20"/>
-        </w:rPr>
-        <w:t>important and commonly asked</w:t>
-      </w:r>
-      <w:r>
-        <w:rPr>
-          <w:rFonts w:ascii="Times New Roman" w:hAnsi="Times New Roman" w:cs="Times New Roman"/>
-          <w:sz w:val="20"/>
-          <w:szCs w:val="20"/>
-        </w:rPr>
-        <w:t> question in ASP.NET Core Web API interviews.</w:t>
-      </w:r>
-      <w:r>
-        <w:rPr>
-          <w:rFonts w:ascii="Times New Roman" w:hAnsi="Times New Roman" w:cs="Times New Roman"/>
-          <w:sz w:val="20"/>
-          <w:szCs w:val="20"/>
-        </w:rPr>
-        <w:br/>
-        <w:t>Let’s break down the difference between </w:t>
-      </w:r>
-      <w:proofErr w:type="spellStart"/>
-      <w:r>
-        <w:rPr>
-          <w:rFonts w:ascii="Times New Roman" w:hAnsi="Times New Roman" w:cs="Times New Roman"/>
-          <w:sz w:val="20"/>
-          <w:szCs w:val="20"/>
-        </w:rPr>
-        <w:t>IActionResult</w:t>
-      </w:r>
-      <w:proofErr w:type="spellEnd"/>
-      <w:r>
-        <w:rPr>
-          <w:rFonts w:ascii="Times New Roman" w:hAnsi="Times New Roman" w:cs="Times New Roman"/>
-          <w:sz w:val="20"/>
-          <w:szCs w:val="20"/>
-        </w:rPr>
-        <w:t> and </w:t>
-      </w:r>
-      <w:proofErr w:type="spellStart"/>
-      <w:r>
-        <w:rPr>
-          <w:rFonts w:ascii="Times New Roman" w:hAnsi="Times New Roman" w:cs="Times New Roman"/>
-          <w:sz w:val="20"/>
-          <w:szCs w:val="20"/>
-        </w:rPr>
-        <w:t>ActionResult</w:t>
-      </w:r>
-      <w:proofErr w:type="spellEnd"/>
-      <w:r>
-        <w:rPr>
-          <w:rFonts w:ascii="Times New Roman" w:hAnsi="Times New Roman" w:cs="Times New Roman"/>
-          <w:sz w:val="20"/>
-          <w:szCs w:val="20"/>
-        </w:rPr>
-        <w:t xml:space="preserve">&lt;T&gt; clearly and practically </w:t>
-      </w:r>
-      <w:r>
-        <w:rPr>
-          <w:rFonts w:ascii="Segoe UI Emoji" w:hAnsi="Segoe UI Emoji" w:cs="Segoe UI Emoji"/>
-          <w:sz w:val="20"/>
-          <w:szCs w:val="20"/>
-        </w:rPr>
-        <w:t>👇</w:t>
-      </w:r>
-    </w:p>
-    <w:p>
-      <w:pPr>
-        <w:rPr>
-          <w:rFonts w:ascii="Times New Roman" w:hAnsi="Times New Roman" w:cs="Times New Roman"/>
-          <w:sz w:val="20"/>
-          <w:szCs w:val="20"/>
-        </w:rPr>
-      </w:pPr>
-      <w:r>
-        <w:rPr>
-          <w:rFonts w:ascii="Times New Roman" w:hAnsi="Times New Roman" w:cs="Times New Roman"/>
-          <w:sz w:val="20"/>
-          <w:szCs w:val="20"/>
-        </w:rPr>
-        <w:pict w14:anchorId="42D8C106">
-          <v:rect id="_x0000_i1135" style="width:0;height:0" o:hralign="center" o:hrstd="t" o:hr="t" fillcolor="#a0a0a0" stroked="f"/>
-        </w:pict>
       </w:r>
     </w:p>
     <w:p>
@@ -4106,7 +3685,6 @@
                 <w:sz w:val="20"/>
                 <w:szCs w:val="20"/>
               </w:rPr>
-              <w:lastRenderedPageBreak/>
               <w:t>Type</w:t>
             </w:r>
           </w:p>
@@ -4620,7 +4198,7 @@
           <w:szCs w:val="20"/>
         </w:rPr>
         <w:pict w14:anchorId="1071DB4C">
-          <v:rect id="_x0000_i1136" style="width:0;height:0" o:hralign="center" o:hrstd="t" o:hr="t" fillcolor="#a0a0a0" stroked="f"/>
+          <v:rect id="_x0000_i1034" style="width:0;height:0" o:hralign="center" o:hrstd="t" o:hr="t" fillcolor="#a0a0a0" stroked="f"/>
         </w:pict>
       </w:r>
     </w:p>
@@ -4985,7 +4563,7 @@
           <w:szCs w:val="20"/>
         </w:rPr>
         <w:pict w14:anchorId="7AF6BD76">
-          <v:rect id="_x0000_i1137" style="width:0;height:0" o:hralign="center" o:hrstd="t" o:hr="t" fillcolor="#a0a0a0" stroked="f"/>
+          <v:rect id="_x0000_i1035" style="width:0;height:0" o:hralign="center" o:hrstd="t" o:hr="t" fillcolor="#a0a0a0" stroked="f"/>
         </w:pict>
       </w:r>
     </w:p>
@@ -5007,6 +4585,7 @@
           <w:sz w:val="20"/>
           <w:szCs w:val="20"/>
         </w:rPr>
+        <w:lastRenderedPageBreak/>
         <w:t>✅</w:t>
       </w:r>
       <w:r>
@@ -5435,7 +5014,7 @@
           <w:szCs w:val="20"/>
         </w:rPr>
         <w:pict w14:anchorId="66CF4350">
-          <v:rect id="_x0000_i1138" style="width:0;height:0" o:hralign="center" o:hrstd="t" o:hr="t" fillcolor="#a0a0a0" stroked="f"/>
+          <v:rect id="_x0000_i1036" style="width:0;height:0" o:hralign="center" o:hrstd="t" o:hr="t" fillcolor="#a0a0a0" stroked="f"/>
         </w:pict>
       </w:r>
     </w:p>
@@ -5943,7 +5522,6 @@
                 <w:sz w:val="20"/>
                 <w:szCs w:val="20"/>
               </w:rPr>
-              <w:lastRenderedPageBreak/>
               <w:t xml:space="preserve">Swagger / </w:t>
             </w:r>
             <w:proofErr w:type="spellStart"/>
@@ -6303,7 +5881,7 @@
           <w:szCs w:val="20"/>
         </w:rPr>
         <w:pict w14:anchorId="3856402F">
-          <v:rect id="_x0000_i1139" style="width:0;height:0" o:hralign="center" o:hrstd="t" o:hr="t" fillcolor="#a0a0a0" stroked="f"/>
+          <v:rect id="_x0000_i1037" style="width:0;height:0" o:hralign="center" o:hrstd="t" o:hr="t" fillcolor="#a0a0a0" stroked="f"/>
         </w:pict>
       </w:r>
     </w:p>
@@ -6980,6 +6558,7 @@
           <w:sz w:val="20"/>
           <w:szCs w:val="20"/>
         </w:rPr>
+        <w:lastRenderedPageBreak/>
         <w:t>➡</w:t>
       </w:r>
       <w:r>
@@ -7090,7 +6669,7 @@
           <w:szCs w:val="20"/>
         </w:rPr>
         <w:pict w14:anchorId="5FE92908">
-          <v:rect id="_x0000_i1140" style="width:0;height:0" o:hralign="center" o:hrstd="t" o:hr="t" fillcolor="#a0a0a0" stroked="f"/>
+          <v:rect id="_x0000_i1038" style="width:0;height:0" o:hralign="center" o:hrstd="t" o:hr="t" fillcolor="#a0a0a0" stroked="f"/>
         </w:pict>
       </w:r>
     </w:p>
@@ -7379,7 +6958,7 @@
           <w:szCs w:val="20"/>
         </w:rPr>
         <w:pict w14:anchorId="0ED80F92">
-          <v:rect id="_x0000_i1141" style="width:0;height:0" o:hralign="center" o:hrstd="t" o:hr="t" fillcolor="#a0a0a0" stroked="f"/>
+          <v:rect id="_x0000_i1039" style="width:0;height:0" o:hralign="center" o:hrstd="t" o:hr="t" fillcolor="#a0a0a0" stroked="f"/>
         </w:pict>
       </w:r>
     </w:p>
@@ -7476,7 +7055,6 @@
                 <w:sz w:val="20"/>
                 <w:szCs w:val="20"/>
               </w:rPr>
-              <w:lastRenderedPageBreak/>
               <w:t>Aspect</w:t>
             </w:r>
           </w:p>
@@ -8227,7 +7805,7 @@
           <w:szCs w:val="20"/>
         </w:rPr>
         <w:pict w14:anchorId="11DA0A97">
-          <v:rect id="_x0000_i1142" style="width:0;height:0" o:hralign="center" o:hrstd="t" o:hr="t" fillcolor="#a0a0a0" stroked="f"/>
+          <v:rect id="_x0000_i1040" style="width:0;height:0" o:hralign="center" o:hrstd="t" o:hr="t" fillcolor="#a0a0a0" stroked="f"/>
         </w:pict>
       </w:r>
     </w:p>
@@ -8366,7 +7944,7 @@
           <w:szCs w:val="20"/>
         </w:rPr>
         <w:pict w14:anchorId="74D4FF52">
-          <v:rect id="_x0000_i1143" style="width:0;height:0" o:hralign="center" o:hrstd="t" o:hr="t" fillcolor="#a0a0a0" stroked="f"/>
+          <v:rect id="_x0000_i1041" style="width:0;height:0" o:hralign="center" o:hrstd="t" o:hr="t" fillcolor="#a0a0a0" stroked="f"/>
         </w:pict>
       </w:r>
     </w:p>
@@ -8374,54 +7952,36 @@
       <w:pPr>
         <w:rPr>
           <w:rFonts w:ascii="Times New Roman" w:hAnsi="Times New Roman" w:cs="Times New Roman"/>
-          <w:sz w:val="20"/>
-          <w:szCs w:val="20"/>
-        </w:rPr>
-      </w:pPr>
-      <w:r>
-        <w:rPr>
-          <w:rFonts w:ascii="Times New Roman" w:hAnsi="Times New Roman" w:cs="Times New Roman"/>
-          <w:sz w:val="20"/>
-          <w:szCs w:val="20"/>
-        </w:rPr>
-        <w:t>Would you like me to show how Swagger/</w:t>
-      </w:r>
-      <w:proofErr w:type="spellStart"/>
-      <w:r>
-        <w:rPr>
-          <w:rFonts w:ascii="Times New Roman" w:hAnsi="Times New Roman" w:cs="Times New Roman"/>
-          <w:sz w:val="20"/>
-          <w:szCs w:val="20"/>
-        </w:rPr>
-        <w:t>OpenAPI</w:t>
-      </w:r>
-      <w:proofErr w:type="spellEnd"/>
-      <w:r>
-        <w:rPr>
-          <w:rFonts w:ascii="Times New Roman" w:hAnsi="Times New Roman" w:cs="Times New Roman"/>
-          <w:sz w:val="20"/>
-          <w:szCs w:val="20"/>
-        </w:rPr>
-        <w:t xml:space="preserve"> output differs when using both in the same controller?</w:t>
+          <w:vanish/>
+          <w:sz w:val="20"/>
+          <w:szCs w:val="20"/>
+        </w:rPr>
+      </w:pPr>
+      <w:r>
+        <w:rPr>
+          <w:rFonts w:ascii="Times New Roman" w:hAnsi="Times New Roman" w:cs="Times New Roman"/>
+          <w:vanish/>
+          <w:sz w:val="20"/>
+          <w:szCs w:val="20"/>
+        </w:rPr>
+        <w:t>Top of Form</w:t>
       </w:r>
     </w:p>
     <w:p>
       <w:pPr>
         <w:rPr>
           <w:rFonts w:ascii="Times New Roman" w:hAnsi="Times New Roman" w:cs="Times New Roman"/>
-          <w:vanish/>
-          <w:sz w:val="20"/>
-          <w:szCs w:val="20"/>
-        </w:rPr>
-      </w:pPr>
-      <w:r>
-        <w:rPr>
-          <w:rFonts w:ascii="Times New Roman" w:hAnsi="Times New Roman" w:cs="Times New Roman"/>
-          <w:vanish/>
-          <w:sz w:val="20"/>
-          <w:szCs w:val="20"/>
-        </w:rPr>
-        <w:t>Top of Form</w:t>
+          <w:sz w:val="20"/>
+          <w:szCs w:val="20"/>
+        </w:rPr>
+      </w:pPr>
+      <w:r>
+        <w:rPr>
+          <w:rFonts w:ascii="Times New Roman" w:hAnsi="Times New Roman" w:cs="Times New Roman"/>
+          <w:sz w:val="20"/>
+          <w:szCs w:val="20"/>
+        </w:rPr>
+        <w:t xml:space="preserve">  </w:t>
       </w:r>
     </w:p>
     <w:p>
@@ -8435,10 +7995,11 @@
       <w:r>
         <w:rPr>
           <w:rFonts w:ascii="Times New Roman" w:hAnsi="Times New Roman" w:cs="Times New Roman"/>
-          <w:sz w:val="20"/>
-          <w:szCs w:val="20"/>
-        </w:rPr>
-        <w:t xml:space="preserve">  </w:t>
+          <w:vanish/>
+          <w:sz w:val="20"/>
+          <w:szCs w:val="20"/>
+        </w:rPr>
+        <w:t>Bottom of Form</w:t>
       </w:r>
     </w:p>
     <w:p>
@@ -8450,128 +8011,21 @@
           <w:szCs w:val="20"/>
         </w:rPr>
       </w:pPr>
-      <w:r>
-        <w:rPr>
-          <w:rFonts w:ascii="Times New Roman" w:hAnsi="Times New Roman" w:cs="Times New Roman"/>
-          <w:vanish/>
-          <w:sz w:val="20"/>
-          <w:szCs w:val="20"/>
-        </w:rPr>
-        <w:t>Bottom of Form</w:t>
-      </w:r>
     </w:p>
     <w:p>
       <w:pPr>
-        <w:pBdr>
-          <w:bottom w:val="single" w:sz="6" w:space="1" w:color="auto"/>
-        </w:pBdr>
-        <w:rPr>
-          <w:rFonts w:ascii="Times New Roman" w:hAnsi="Times New Roman" w:cs="Times New Roman"/>
-          <w:sz w:val="20"/>
-          <w:szCs w:val="20"/>
-        </w:rPr>
-      </w:pPr>
-      <w:r>
-        <w:rPr>
-          <w:rFonts w:ascii="Times New Roman" w:hAnsi="Times New Roman" w:cs="Times New Roman"/>
-          <w:sz w:val="20"/>
-          <w:szCs w:val="20"/>
-        </w:rPr>
-        <w:t>ChatGPT can make mistakes. Check important info.</w:t>
-      </w:r>
-    </w:p>
-    <w:p>
-      <w:pPr>
-        <w:rPr>
-          <w:rFonts w:ascii="Times New Roman" w:hAnsi="Times New Roman" w:cs="Times New Roman"/>
-          <w:sz w:val="20"/>
-          <w:szCs w:val="20"/>
-        </w:rPr>
-      </w:pPr>
-      <w:hyperlink r:id="rId5" w:anchor="main" w:history="1">
-        <w:r>
-          <w:rPr>
-            <w:rStyle w:val="Hyperlink"/>
-            <w:rFonts w:ascii="Times New Roman" w:hAnsi="Times New Roman" w:cs="Times New Roman"/>
-            <w:sz w:val="20"/>
-            <w:szCs w:val="20"/>
-          </w:rPr>
-          <w:t>Skip to content</w:t>
-        </w:r>
-      </w:hyperlink>
-    </w:p>
-    <w:p>
-      <w:pPr>
-        <w:rPr>
-          <w:rFonts w:ascii="Times New Roman" w:hAnsi="Times New Roman" w:cs="Times New Roman"/>
-          <w:b/>
-          <w:bCs/>
-          <w:sz w:val="20"/>
-          <w:szCs w:val="20"/>
-        </w:rPr>
-      </w:pPr>
-      <w:r>
-        <w:rPr>
-          <w:rFonts w:ascii="Times New Roman" w:hAnsi="Times New Roman" w:cs="Times New Roman"/>
-          <w:b/>
-          <w:bCs/>
-          <w:sz w:val="20"/>
-          <w:szCs w:val="20"/>
-        </w:rPr>
-        <w:t>Chat history</w:t>
-      </w:r>
-    </w:p>
-    <w:p>
-      <w:pPr>
-        <w:rPr>
-          <w:rFonts w:ascii="Times New Roman" w:hAnsi="Times New Roman" w:cs="Times New Roman"/>
-          <w:sz w:val="20"/>
-          <w:szCs w:val="20"/>
-        </w:rPr>
-      </w:pPr>
-      <w:r>
-        <w:rPr>
-          <w:rFonts w:ascii="Times New Roman" w:hAnsi="Times New Roman" w:cs="Times New Roman"/>
-          <w:sz w:val="20"/>
-          <w:szCs w:val="20"/>
-        </w:rPr>
-        <w:t>Upgrade your plan</w:t>
-      </w:r>
-    </w:p>
-    <w:p>
-      <w:pPr>
-        <w:rPr>
-          <w:rFonts w:ascii="Times New Roman" w:hAnsi="Times New Roman" w:cs="Times New Roman"/>
-          <w:b/>
-          <w:bCs/>
-          <w:sz w:val="20"/>
-          <w:szCs w:val="20"/>
-        </w:rPr>
-      </w:pPr>
-      <w:r>
-        <w:rPr>
-          <w:rFonts w:ascii="Times New Roman" w:hAnsi="Times New Roman" w:cs="Times New Roman"/>
-          <w:b/>
-          <w:bCs/>
-          <w:sz w:val="20"/>
-          <w:szCs w:val="20"/>
-        </w:rPr>
-        <w:t>You said:</w:t>
-      </w:r>
-    </w:p>
-    <w:p>
-      <w:pPr>
-        <w:rPr>
-          <w:rFonts w:ascii="Times New Roman" w:hAnsi="Times New Roman" w:cs="Times New Roman"/>
-          <w:sz w:val="20"/>
-          <w:szCs w:val="20"/>
-        </w:rPr>
-      </w:pPr>
-      <w:r>
-        <w:rPr>
-          <w:rFonts w:ascii="Times New Roman" w:hAnsi="Times New Roman" w:cs="Times New Roman"/>
-          <w:sz w:val="20"/>
-          <w:szCs w:val="20"/>
+        <w:rPr>
+          <w:rFonts w:ascii="Times New Roman" w:hAnsi="Times New Roman" w:cs="Times New Roman"/>
+          <w:sz w:val="20"/>
+          <w:szCs w:val="20"/>
+        </w:rPr>
+      </w:pPr>
+      <w:r>
+        <w:rPr>
+          <w:rFonts w:ascii="Times New Roman" w:hAnsi="Times New Roman" w:cs="Times New Roman"/>
+          <w:sz w:val="20"/>
+          <w:szCs w:val="20"/>
+          <w:highlight w:val="yellow"/>
         </w:rPr>
         <w:t xml:space="preserve">Accepted vs </w:t>
       </w:r>
@@ -8581,6 +8035,7 @@
           <w:rFonts w:ascii="Times New Roman" w:hAnsi="Times New Roman" w:cs="Times New Roman"/>
           <w:sz w:val="20"/>
           <w:szCs w:val="20"/>
+          <w:highlight w:val="yellow"/>
         </w:rPr>
         <w:t>AcceptedAtAction</w:t>
       </w:r>
@@ -8590,6 +8045,7 @@
           <w:rFonts w:ascii="Times New Roman" w:hAnsi="Times New Roman" w:cs="Times New Roman"/>
           <w:sz w:val="20"/>
           <w:szCs w:val="20"/>
+          <w:highlight w:val="yellow"/>
         </w:rPr>
         <w:t xml:space="preserve"> vs </w:t>
       </w:r>
@@ -8599,6 +8055,7 @@
           <w:rFonts w:ascii="Times New Roman" w:hAnsi="Times New Roman" w:cs="Times New Roman"/>
           <w:sz w:val="20"/>
           <w:szCs w:val="20"/>
+          <w:highlight w:val="yellow"/>
         </w:rPr>
         <w:t>AcceptedAtRoute</w:t>
       </w:r>
@@ -8608,159 +8065,6 @@
       <w:pPr>
         <w:rPr>
           <w:rFonts w:ascii="Times New Roman" w:hAnsi="Times New Roman" w:cs="Times New Roman"/>
-          <w:b/>
-          <w:bCs/>
-          <w:sz w:val="20"/>
-          <w:szCs w:val="20"/>
-        </w:rPr>
-      </w:pPr>
-      <w:r>
-        <w:rPr>
-          <w:rFonts w:ascii="Times New Roman" w:hAnsi="Times New Roman" w:cs="Times New Roman"/>
-          <w:b/>
-          <w:bCs/>
-          <w:sz w:val="20"/>
-          <w:szCs w:val="20"/>
-        </w:rPr>
-        <w:t>ChatGPT said:</w:t>
-      </w:r>
-    </w:p>
-    <w:p>
-      <w:pPr>
-        <w:rPr>
-          <w:rFonts w:ascii="Times New Roman" w:hAnsi="Times New Roman" w:cs="Times New Roman"/>
-          <w:sz w:val="20"/>
-          <w:szCs w:val="20"/>
-        </w:rPr>
-      </w:pPr>
-      <w:r>
-        <w:rPr>
-          <w:rFonts w:ascii="Times New Roman" w:hAnsi="Times New Roman" w:cs="Times New Roman"/>
-          <w:sz w:val="20"/>
-          <w:szCs w:val="20"/>
-        </w:rPr>
-        <w:t>Good question — these three methods (Accepted, </w:t>
-      </w:r>
-      <w:proofErr w:type="spellStart"/>
-      <w:r>
-        <w:rPr>
-          <w:rFonts w:ascii="Times New Roman" w:hAnsi="Times New Roman" w:cs="Times New Roman"/>
-          <w:sz w:val="20"/>
-          <w:szCs w:val="20"/>
-        </w:rPr>
-        <w:t>AcceptedAtAction</w:t>
-      </w:r>
-      <w:proofErr w:type="spellEnd"/>
-      <w:r>
-        <w:rPr>
-          <w:rFonts w:ascii="Times New Roman" w:hAnsi="Times New Roman" w:cs="Times New Roman"/>
-          <w:sz w:val="20"/>
-          <w:szCs w:val="20"/>
-        </w:rPr>
-        <w:t>, and </w:t>
-      </w:r>
-      <w:proofErr w:type="spellStart"/>
-      <w:r>
-        <w:rPr>
-          <w:rFonts w:ascii="Times New Roman" w:hAnsi="Times New Roman" w:cs="Times New Roman"/>
-          <w:sz w:val="20"/>
-          <w:szCs w:val="20"/>
-        </w:rPr>
-        <w:t>AcceptedAtRoute</w:t>
-      </w:r>
-      <w:proofErr w:type="spellEnd"/>
-      <w:r>
-        <w:rPr>
-          <w:rFonts w:ascii="Times New Roman" w:hAnsi="Times New Roman" w:cs="Times New Roman"/>
-          <w:sz w:val="20"/>
-          <w:szCs w:val="20"/>
-        </w:rPr>
-        <w:t>) are all </w:t>
-      </w:r>
-      <w:r>
-        <w:rPr>
-          <w:rFonts w:ascii="Times New Roman" w:hAnsi="Times New Roman" w:cs="Times New Roman"/>
-          <w:b/>
-          <w:bCs/>
-          <w:sz w:val="20"/>
-          <w:szCs w:val="20"/>
-        </w:rPr>
-        <w:t>ASP.NET Core Web API helper methods</w:t>
-      </w:r>
-      <w:r>
-        <w:rPr>
-          <w:rFonts w:ascii="Times New Roman" w:hAnsi="Times New Roman" w:cs="Times New Roman"/>
-          <w:sz w:val="20"/>
-          <w:szCs w:val="20"/>
-        </w:rPr>
-        <w:t> for returning </w:t>
-      </w:r>
-      <w:r>
-        <w:rPr>
-          <w:rFonts w:ascii="Times New Roman" w:hAnsi="Times New Roman" w:cs="Times New Roman"/>
-          <w:b/>
-          <w:bCs/>
-          <w:sz w:val="20"/>
-          <w:szCs w:val="20"/>
-        </w:rPr>
-        <w:t>HTTP 202 Accepted</w:t>
-      </w:r>
-      <w:r>
-        <w:rPr>
-          <w:rFonts w:ascii="Times New Roman" w:hAnsi="Times New Roman" w:cs="Times New Roman"/>
-          <w:sz w:val="20"/>
-          <w:szCs w:val="20"/>
-        </w:rPr>
-        <w:t> responses, but they differ in </w:t>
-      </w:r>
-      <w:r>
-        <w:rPr>
-          <w:rFonts w:ascii="Times New Roman" w:hAnsi="Times New Roman" w:cs="Times New Roman"/>
-          <w:b/>
-          <w:bCs/>
-          <w:sz w:val="20"/>
-          <w:szCs w:val="20"/>
-        </w:rPr>
-        <w:t>how they provide response metadata (like the location of the resource)</w:t>
-      </w:r>
-      <w:r>
-        <w:rPr>
-          <w:rFonts w:ascii="Times New Roman" w:hAnsi="Times New Roman" w:cs="Times New Roman"/>
-          <w:sz w:val="20"/>
-          <w:szCs w:val="20"/>
-        </w:rPr>
-        <w:t>.</w:t>
-      </w:r>
-    </w:p>
-    <w:p>
-      <w:pPr>
-        <w:rPr>
-          <w:rFonts w:ascii="Times New Roman" w:hAnsi="Times New Roman" w:cs="Times New Roman"/>
-          <w:sz w:val="20"/>
-          <w:szCs w:val="20"/>
-        </w:rPr>
-      </w:pPr>
-      <w:r>
-        <w:rPr>
-          <w:rFonts w:ascii="Times New Roman" w:hAnsi="Times New Roman" w:cs="Times New Roman"/>
-          <w:sz w:val="20"/>
-          <w:szCs w:val="20"/>
-        </w:rPr>
-        <w:t xml:space="preserve">Let’s break them down clearly </w:t>
-      </w:r>
-      <w:r>
-        <w:rPr>
-          <w:rFonts w:ascii="Segoe UI Emoji" w:hAnsi="Segoe UI Emoji" w:cs="Segoe UI Emoji"/>
-          <w:sz w:val="20"/>
-          <w:szCs w:val="20"/>
-        </w:rPr>
-        <w:t>👇</w:t>
-      </w:r>
-    </w:p>
-    <w:p>
-      <w:pPr>
-        <w:rPr>
-          <w:rFonts w:ascii="Times New Roman" w:hAnsi="Times New Roman" w:cs="Times New Roman"/>
           <w:sz w:val="20"/>
           <w:szCs w:val="20"/>
         </w:rPr>
@@ -8772,7 +8076,7 @@
           <w:szCs w:val="20"/>
         </w:rPr>
         <w:pict w14:anchorId="20B6C80B">
-          <v:rect id="_x0000_i1225" style="width:0;height:0" o:hralign="center" o:hrstd="t" o:hr="t" fillcolor="#a0a0a0" stroked="f"/>
+          <v:rect id="_x0000_i1042" style="width:0;height:0" o:hralign="center" o:hrstd="t" o:hr="t" fillcolor="#a0a0a0" stroked="f"/>
         </w:pict>
       </w:r>
     </w:p>
@@ -8841,7 +8145,6 @@
           <w:sz w:val="20"/>
           <w:szCs w:val="20"/>
         </w:rPr>
-        <w:lastRenderedPageBreak/>
         <w:t>Basic usage</w:t>
       </w:r>
     </w:p>
@@ -9289,7 +8592,7 @@
           <w:szCs w:val="20"/>
         </w:rPr>
         <w:pict w14:anchorId="1F250BAA">
-          <v:rect id="_x0000_i1226" style="width:0;height:0" o:hralign="center" o:hrstd="t" o:hr="t" fillcolor="#a0a0a0" stroked="f"/>
+          <v:rect id="_x0000_i1043" style="width:0;height:0" o:hralign="center" o:hrstd="t" o:hr="t" fillcolor="#a0a0a0" stroked="f"/>
         </w:pict>
       </w:r>
     </w:p>
@@ -10249,6 +9552,7 @@
           <w:sz w:val="20"/>
           <w:szCs w:val="20"/>
         </w:rPr>
+        <w:lastRenderedPageBreak/>
         <w:t>Content-Type: application/</w:t>
       </w:r>
       <w:proofErr w:type="spellStart"/>
@@ -10302,7 +9606,6 @@
           <w:sz w:val="20"/>
           <w:szCs w:val="20"/>
         </w:rPr>
-        <w:lastRenderedPageBreak/>
         <w:t xml:space="preserve">  "</w:t>
       </w:r>
       <w:proofErr w:type="spellStart"/>
@@ -10373,7 +9676,7 @@
           <w:szCs w:val="20"/>
         </w:rPr>
         <w:pict w14:anchorId="6B3D3F0A">
-          <v:rect id="_x0000_i1227" style="width:0;height:0" o:hralign="center" o:hrstd="t" o:hr="t" fillcolor="#a0a0a0" stroked="f"/>
+          <v:rect id="_x0000_i1044" style="width:0;height:0" o:hralign="center" o:hrstd="t" o:hr="t" fillcolor="#a0a0a0" stroked="f"/>
         </w:pict>
       </w:r>
     </w:p>
@@ -11275,7 +10578,7 @@
           <w:szCs w:val="20"/>
         </w:rPr>
         <w:pict w14:anchorId="27A84B02">
-          <v:rect id="_x0000_i1228" style="width:0;height:0" o:hralign="center" o:hrstd="t" o:hr="t" fillcolor="#a0a0a0" stroked="f"/>
+          <v:rect id="_x0000_i1045" style="width:0;height:0" o:hralign="center" o:hrstd="t" o:hr="t" fillcolor="#a0a0a0" stroked="f"/>
         </w:pict>
       </w:r>
     </w:p>
@@ -11374,6 +10677,7 @@
                 <w:sz w:val="20"/>
                 <w:szCs w:val="20"/>
               </w:rPr>
+              <w:lastRenderedPageBreak/>
               <w:t>Method</w:t>
             </w:r>
           </w:p>
@@ -11780,7 +11084,6 @@
                 <w:sz w:val="20"/>
                 <w:szCs w:val="20"/>
               </w:rPr>
-              <w:lastRenderedPageBreak/>
               <w:t>AcceptedAtAction</w:t>
             </w:r>
             <w:proofErr w:type="spellEnd"/>
@@ -12168,106 +11471,6 @@
           <w:szCs w:val="20"/>
         </w:rPr>
       </w:pPr>
-      <w:r>
-        <w:rPr>
-          <w:rFonts w:ascii="Times New Roman" w:hAnsi="Times New Roman" w:cs="Times New Roman"/>
-          <w:sz w:val="20"/>
-          <w:szCs w:val="20"/>
-        </w:rPr>
-        <w:pict w14:anchorId="7E52669C">
-          <v:rect id="_x0000_i1229" style="width:0;height:0" o:hralign="center" o:hrstd="t" o:hr="t" fillcolor="#a0a0a0" stroked="f"/>
-        </w:pict>
-      </w:r>
-    </w:p>
-    <w:p>
-      <w:pPr>
-        <w:rPr>
-          <w:rFonts w:ascii="Times New Roman" w:hAnsi="Times New Roman" w:cs="Times New Roman"/>
-          <w:sz w:val="20"/>
-          <w:szCs w:val="20"/>
-        </w:rPr>
-      </w:pPr>
-      <w:r>
-        <w:rPr>
-          <w:rFonts w:ascii="Times New Roman" w:hAnsi="Times New Roman" w:cs="Times New Roman"/>
-          <w:sz w:val="20"/>
-          <w:szCs w:val="20"/>
-        </w:rPr>
-        <w:t>Would you like me to show a </w:t>
-      </w:r>
-      <w:r>
-        <w:rPr>
-          <w:rFonts w:ascii="Times New Roman" w:hAnsi="Times New Roman" w:cs="Times New Roman"/>
-          <w:b/>
-          <w:bCs/>
-          <w:sz w:val="20"/>
-          <w:szCs w:val="20"/>
-        </w:rPr>
-        <w:t>real-life example</w:t>
-      </w:r>
-      <w:r>
-        <w:rPr>
-          <w:rFonts w:ascii="Times New Roman" w:hAnsi="Times New Roman" w:cs="Times New Roman"/>
-          <w:sz w:val="20"/>
-          <w:szCs w:val="20"/>
-        </w:rPr>
-        <w:t> of using these three methods in a single API controller (e.g., background report generation scenario)?</w:t>
-      </w:r>
-    </w:p>
-    <w:p>
-      <w:pPr>
-        <w:rPr>
-          <w:rFonts w:ascii="Times New Roman" w:hAnsi="Times New Roman" w:cs="Times New Roman"/>
-          <w:vanish/>
-          <w:sz w:val="20"/>
-          <w:szCs w:val="20"/>
-        </w:rPr>
-      </w:pPr>
-      <w:r>
-        <w:rPr>
-          <w:rFonts w:ascii="Times New Roman" w:hAnsi="Times New Roman" w:cs="Times New Roman"/>
-          <w:vanish/>
-          <w:sz w:val="20"/>
-          <w:szCs w:val="20"/>
-        </w:rPr>
-        <w:t>Top of Form</w:t>
-      </w:r>
-    </w:p>
-    <w:p>
-      <w:pPr>
-        <w:rPr>
-          <w:rFonts w:ascii="Times New Roman" w:hAnsi="Times New Roman" w:cs="Times New Roman"/>
-          <w:vanish/>
-          <w:sz w:val="20"/>
-          <w:szCs w:val="20"/>
-        </w:rPr>
-      </w:pPr>
-      <w:r>
-        <w:rPr>
-          <w:rFonts w:ascii="Times New Roman" w:hAnsi="Times New Roman" w:cs="Times New Roman"/>
-          <w:vanish/>
-          <w:sz w:val="20"/>
-          <w:szCs w:val="20"/>
-        </w:rPr>
-        <w:t>Bottom of Form</w:t>
-      </w:r>
-    </w:p>
-    <w:p>
-      <w:pPr>
-        <w:rPr>
-          <w:rFonts w:ascii="Times New Roman" w:hAnsi="Times New Roman" w:cs="Times New Roman"/>
-          <w:sz w:val="20"/>
-          <w:szCs w:val="20"/>
-        </w:rPr>
-      </w:pPr>
-      <w:r>
-        <w:rPr>
-          <w:rFonts w:ascii="Times New Roman" w:hAnsi="Times New Roman" w:cs="Times New Roman"/>
-          <w:sz w:val="20"/>
-          <w:szCs w:val="20"/>
-        </w:rPr>
-        <w:t>ChatGPT can make mistakes. Check important info.</w:t>
-      </w:r>
     </w:p>
     <w:p>
       <w:pPr>
@@ -14416,6 +13619,7 @@
   <w:style w:type="character" w:default="1" w:styleId="DefaultParagraphFont">
     <w:name w:val="Default Paragraph Font"/>
     <w:uiPriority w:val="1"/>
+    <w:semiHidden/>
     <w:unhideWhenUsed/>
   </w:style>
   <w:style w:type="table" w:default="1" w:styleId="TableNormal">
